--- a/要件定義書_会議費交際費.docx
+++ b/要件定義書_会議費交際費.docx
@@ -195,7 +195,7 @@
                 <w:b w:val="0"/>
                 <w:sz w:val="19"/>
               </w:rPr>
-              <w:t>1.1</w:t>
+              <w:t>1.2</w:t>
             </w:r>
           </w:p>
         </w:tc>
@@ -1617,7 +1617,7 @@
           <w:color w:val="15436F"/>
           <w:sz w:val="22"/>
         </w:rPr>
-        <w:t>4.2 入力データ項目（14列・列順固定）</w:t>
+        <w:t>4.2 入力データ項目（18列・列順固定）</w:t>
       </w:r>
     </w:p>
     <w:tbl>
@@ -2387,6 +2387,206 @@
           </w:p>
         </w:tc>
       </w:tr>
+      <w:tr>
+        <w:tc>
+          <w:tcPr>
+            <w:tcW w:type="dxa" w:w="2880"/>
+          </w:tcPr>
+          <w:p>
+            <w:r/>
+            <w:r>
+              <w:rPr>
+                <w:rFonts w:ascii="Meiryo UI" w:hAnsi="Meiryo UI" w:eastAsia="Meiryo UI"/>
+                <w:b w:val="0"/>
+                <w:sz w:val="19"/>
+              </w:rPr>
+              <w:t>15</w:t>
+            </w:r>
+          </w:p>
+        </w:tc>
+        <w:tc>
+          <w:tcPr>
+            <w:tcW w:type="dxa" w:w="2880"/>
+          </w:tcPr>
+          <w:p>
+            <w:r/>
+            <w:r>
+              <w:rPr>
+                <w:rFonts w:ascii="Meiryo UI" w:hAnsi="Meiryo UI" w:eastAsia="Meiryo UI"/>
+                <w:b w:val="0"/>
+                <w:sz w:val="19"/>
+              </w:rPr>
+              <w:t>事前最終決裁者</w:t>
+            </w:r>
+          </w:p>
+        </w:tc>
+        <w:tc>
+          <w:tcPr>
+            <w:tcW w:type="dxa" w:w="2880"/>
+          </w:tcPr>
+          <w:p>
+            <w:r/>
+            <w:r>
+              <w:rPr>
+                <w:rFonts w:ascii="Meiryo UI" w:hAnsi="Meiryo UI" w:eastAsia="Meiryo UI"/>
+                <w:b w:val="0"/>
+                <w:sz w:val="19"/>
+              </w:rPr>
+              <w:t>事前決裁の最終決裁者の役職（課長以上か検証）</w:t>
+            </w:r>
+          </w:p>
+        </w:tc>
+      </w:tr>
+      <w:tr>
+        <w:tc>
+          <w:tcPr>
+            <w:tcW w:type="dxa" w:w="2880"/>
+          </w:tcPr>
+          <w:p>
+            <w:r/>
+            <w:r>
+              <w:rPr>
+                <w:rFonts w:ascii="Meiryo UI" w:hAnsi="Meiryo UI" w:eastAsia="Meiryo UI"/>
+                <w:b w:val="0"/>
+                <w:sz w:val="19"/>
+              </w:rPr>
+              <w:t>16</w:t>
+            </w:r>
+          </w:p>
+        </w:tc>
+        <w:tc>
+          <w:tcPr>
+            <w:tcW w:type="dxa" w:w="2880"/>
+          </w:tcPr>
+          <w:p>
+            <w:r/>
+            <w:r>
+              <w:rPr>
+                <w:rFonts w:ascii="Meiryo UI" w:hAnsi="Meiryo UI" w:eastAsia="Meiryo UI"/>
+                <w:b w:val="0"/>
+                <w:sz w:val="19"/>
+              </w:rPr>
+              <w:t>事前合議者</w:t>
+            </w:r>
+          </w:p>
+        </w:tc>
+        <w:tc>
+          <w:tcPr>
+            <w:tcW w:type="dxa" w:w="2880"/>
+          </w:tcPr>
+          <w:p>
+            <w:r/>
+            <w:r>
+              <w:rPr>
+                <w:rFonts w:ascii="Meiryo UI" w:hAnsi="Meiryo UI" w:eastAsia="Meiryo UI"/>
+                <w:b w:val="0"/>
+                <w:sz w:val="19"/>
+              </w:rPr>
+              <w:t>事前決裁の合議者の役職（係長/主任以上か検証）</w:t>
+            </w:r>
+          </w:p>
+        </w:tc>
+      </w:tr>
+      <w:tr>
+        <w:tc>
+          <w:tcPr>
+            <w:tcW w:type="dxa" w:w="2880"/>
+          </w:tcPr>
+          <w:p>
+            <w:r/>
+            <w:r>
+              <w:rPr>
+                <w:rFonts w:ascii="Meiryo UI" w:hAnsi="Meiryo UI" w:eastAsia="Meiryo UI"/>
+                <w:b w:val="0"/>
+                <w:sz w:val="19"/>
+              </w:rPr>
+              <w:t>17</w:t>
+            </w:r>
+          </w:p>
+        </w:tc>
+        <w:tc>
+          <w:tcPr>
+            <w:tcW w:type="dxa" w:w="2880"/>
+          </w:tcPr>
+          <w:p>
+            <w:r/>
+            <w:r>
+              <w:rPr>
+                <w:rFonts w:ascii="Meiryo UI" w:hAnsi="Meiryo UI" w:eastAsia="Meiryo UI"/>
+                <w:b w:val="0"/>
+                <w:sz w:val="19"/>
+              </w:rPr>
+              <w:t>精算最終決裁者</w:t>
+            </w:r>
+          </w:p>
+        </w:tc>
+        <w:tc>
+          <w:tcPr>
+            <w:tcW w:type="dxa" w:w="2880"/>
+          </w:tcPr>
+          <w:p>
+            <w:r/>
+            <w:r>
+              <w:rPr>
+                <w:rFonts w:ascii="Meiryo UI" w:hAnsi="Meiryo UI" w:eastAsia="Meiryo UI"/>
+                <w:b w:val="0"/>
+                <w:sz w:val="19"/>
+              </w:rPr>
+              <w:t>精算決裁の最終決裁者の役職（課長以上か検証）</w:t>
+            </w:r>
+          </w:p>
+        </w:tc>
+      </w:tr>
+      <w:tr>
+        <w:tc>
+          <w:tcPr>
+            <w:tcW w:type="dxa" w:w="2880"/>
+          </w:tcPr>
+          <w:p>
+            <w:r/>
+            <w:r>
+              <w:rPr>
+                <w:rFonts w:ascii="Meiryo UI" w:hAnsi="Meiryo UI" w:eastAsia="Meiryo UI"/>
+                <w:b w:val="0"/>
+                <w:sz w:val="19"/>
+              </w:rPr>
+              <w:t>18</w:t>
+            </w:r>
+          </w:p>
+        </w:tc>
+        <w:tc>
+          <w:tcPr>
+            <w:tcW w:type="dxa" w:w="2880"/>
+          </w:tcPr>
+          <w:p>
+            <w:r/>
+            <w:r>
+              <w:rPr>
+                <w:rFonts w:ascii="Meiryo UI" w:hAnsi="Meiryo UI" w:eastAsia="Meiryo UI"/>
+                <w:b w:val="0"/>
+                <w:sz w:val="19"/>
+              </w:rPr>
+              <w:t>精算合議者</w:t>
+            </w:r>
+          </w:p>
+        </w:tc>
+        <w:tc>
+          <w:tcPr>
+            <w:tcW w:type="dxa" w:w="2880"/>
+          </w:tcPr>
+          <w:p>
+            <w:r/>
+            <w:r>
+              <w:rPr>
+                <w:rFonts w:ascii="Meiryo UI" w:hAnsi="Meiryo UI" w:eastAsia="Meiryo UI"/>
+                <w:b w:val="0"/>
+                <w:sz w:val="19"/>
+              </w:rPr>
+              <w:t>精算決裁の合議者の役職（係長/主任以上か検証）</w:t>
+            </w:r>
+          </w:p>
+        </w:tc>
+      </w:tr>
     </w:tbl>
     <w:p>
       <w:r>
@@ -2447,6 +2647,16 @@
           <w:sz w:val="21"/>
         </w:rPr>
         <w:t>⑤ 不祥事シナリオ：高級店×社内上位役職×社外下位役職→相手方偽装疑い。（高級店またはゴルフ）×（事前申請なし/事後決裁）→隠蔽目的の事前申請回避。</w:t>
+      </w:r>
+    </w:p>
+    <w:p>
+      <w:r>
+        <w:rPr>
+          <w:rFonts w:ascii="Meiryo UI" w:hAnsi="Meiryo UI" w:eastAsia="Meiryo UI"/>
+          <w:b w:val="0"/>
+          <w:sz w:val="21"/>
+        </w:rPr>
+        <w:t>⑥ 決裁者役職チェック：事前決裁・精算決裁とも、最終決裁者が定められた役職（課長以上）、合議者が定められた役職（係長/主任以上）であることを検証する。未設定または権限外の役職の場合「決裁者役職不備」を検知する。定められた役職は実装内の許容役職リスト（FINAL_ROLES／CONCUR_ROLES）で定義し、職務権限規程に応じて変更可能とする。</w:t>
       </w:r>
     </w:p>
     <w:p>
@@ -2571,7 +2781,7 @@
                 <w:b w:val="0"/>
                 <w:sz w:val="19"/>
               </w:rPr>
-              <w:t>隠れ交際費／社内飲食費／福利厚生費混入／決裁遅延／事前申請なし／事後決裁(理由なし)／接待旅費</w:t>
+              <w:t>隠れ交際費／社内飲食費／福利厚生費混入／決裁遅延／事前申請なし／事後決裁(理由なし)／接待旅費／交際費案件の決裁者役職不備</w:t>
             </w:r>
           </w:p>
         </w:tc>
@@ -2605,7 +2815,7 @@
                 <w:b w:val="0"/>
                 <w:sz w:val="19"/>
               </w:rPr>
-              <w:t>事後決裁(理由あり)</w:t>
+              <w:t>事後決裁(理由あり)／交際費以外（会議費・福利厚生費・旅費等）の決裁者役職不備</w:t>
             </w:r>
           </w:p>
         </w:tc>
@@ -2649,6 +2859,16 @@
       <w:r>
         <w:rPr>
           <w:rFonts w:ascii="Meiryo UI" w:hAnsi="Meiryo UI" w:eastAsia="Meiryo UI"/>
+          <w:b w:val="0"/>
+          <w:sz w:val="21"/>
+        </w:rPr>
+        <w:t>※ 決裁者役職不備は判定科目で重み付けする。交際費案件は要改善(軽微)、交際費以外は注意に格下げする。</w:t>
+      </w:r>
+    </w:p>
+    <w:p>
+      <w:r>
+        <w:rPr>
+          <w:rFonts w:ascii="Meiryo UI" w:hAnsi="Meiryo UI" w:eastAsia="Meiryo UI"/>
           <w:b/>
           <w:color w:val="15436F"/>
           <w:sz w:val="22"/>
@@ -2679,7 +2899,7 @@
           <w:b w:val="0"/>
           <w:sz w:val="21"/>
         </w:rPr>
-        <w:t>検知フラグに応じ被監査部門への質問（Q1,Q2…）を動的生成</w:t>
+        <w:t>検知フラグに応じ被監査部門への質問（Q1,Q2…）を動的生成（決裁者役職不備の場合は権限規程上の妥当性を問う質問を追加）</w:t>
       </w:r>
     </w:p>
     <w:p>
@@ -2705,7 +2925,20 @@
           <w:b w:val="0"/>
           <w:sz w:val="21"/>
         </w:rPr>
-        <w:t>構成：1.対象案件 / 2.監査人の所見（税務計算・決裁プロセス・隠蔽リスク）/ 3.質問 / 4.提示証跡チェックリスト / 回答期限・回答者欄</w:t>
+        <w:t>所見に決裁者・合議者の役職（事前/精算）を表示する</w:t>
+      </w:r>
+    </w:p>
+    <w:p>
+      <w:pPr>
+        <w:pStyle w:val="ListBullet"/>
+      </w:pPr>
+      <w:r>
+        <w:rPr>
+          <w:rFonts w:ascii="Meiryo UI" w:hAnsi="Meiryo UI" w:eastAsia="Meiryo UI"/>
+          <w:b w:val="0"/>
+          <w:sz w:val="21"/>
+        </w:rPr>
+        <w:t>構成：1.対象案件 / 2.監査人の所見（税務計算・決裁プロセス・決裁者役職・隠蔽リスク）/ 3.質問 / 4.提示証跡チェックリスト（職務権限規程・決裁権限表を含む）/ 回答期限・回答者欄</w:t>
       </w:r>
     </w:p>
     <w:p>
